--- a/docs/technical/AtoM_Heratio_VersionControl_Technical_Manual.docx
+++ b/docs/technical/AtoM_Heratio_VersionControl_Technical_Manual.docx
@@ -7401,7 +7401,7 @@
         <w:t xml:space="preserve"> </w:t>
       </w:r>
       <w:r>
-        <w:t xml:space="preserve">~120 entities/sec on PSIS-equivalent hardware. Acceptable for the 5,000–50,000-record range typical of GCIS-scale clients; for larger archives, consider parallelising across entity types or batching across multiple</w:t>
+        <w:t xml:space="preserve">~120 entities/sec on PSIS-equivalent hardware. Acceptable for the 5,000–50,000-record range typical of mid-sized archive deployments; for larger archives, consider parallelising across entity types or batching across multiple</w:t>
       </w:r>
       <w:r>
         <w:t xml:space="preserve"> </w:t>
@@ -7523,7 +7523,7 @@
               <w:jc w:val="left"/>
             </w:pPr>
             <w:r>
-              <w:t xml:space="preserve">GCIS clauses 4.1.1.3 / 4.6.2 reference these; the two most-edited entity types in any archive.</w:t>
+              <w:t xml:space="preserve">the institution clauses 4.1.1.3 / 4.6.2 reference these; the two most-edited entity types in any archive.</w:t>
             </w:r>
           </w:p>
         </w:tc>
